--- a/outputs/mrv-operational-documents/MRV_Product_Roadmap_2027_Outline_2026-10-14.docx
+++ b/outputs/mrv-operational-documents/MRV_Product_Roadmap_2027_Outline_2026-10-14.docx
@@ -26,10 +26,7 @@
     </w:p>
     <w:p>
       <w:r>
-        <w:rPr>
-          <w:i w:val="0"/>
-        </w:rPr>
-        <w:t>Basis: Charm &lt;&gt; Isometric in-person sessions, 5 October 2026 (Isometric attendees Sophie Harris, Ed Long, Katie Earl). Timing marked “Proposed” is a draft for discussion; timing with a source tag is as stated in that source.</w:t>
+        <w:t>Basis: Charm &lt;&gt; Isometric in-person sessions, 5 October 2026 (Isometric attendees Sophie Harris, Ed Long, Katie Earl), set against Charm’s current state in PDD v1.12 and the MRV knowledge base. Timing marked “Proposed” is a draft for discussion; timing with a source tag is as stated in that source.</w:t>
       </w:r>
     </w:p>
     <w:p>
@@ -377,7 +374,7 @@
         <w:pStyle w:val="Heading1"/>
       </w:pPr>
       <w:r>
-        <w:t>2. Charm scale driving the roadmap</w:t>
+        <w:t>2. Scale driving the roadmap</w:t>
       </w:r>
     </w:p>
     <w:p>
@@ -430,6 +427,66 @@
           <w:i/>
           <w:sz w:val="20"/>
         </w:rPr>
+        <w:t>“i think there's a world where we'd max out at 3-4 e-series and 2 d-series pyros at the facility.”</w:t>
+      </w:r>
+      <w:r>
+        <w:rPr>
+          <w:color w:val="555555"/>
+          <w:sz w:val="18"/>
+        </w:rPr>
+        <w:t xml:space="preserve">  [S14, Liam Gaughan on Fort Lupton, 14 Oct]</w:t>
+      </w:r>
+    </w:p>
+    <w:p>
+      <w:pPr>
+        <w:spacing w:after="60"/>
+        <w:ind w:left="432"/>
+      </w:pPr>
+      <w:r>
+        <w:rPr>
+          <w:i/>
+          <w:sz w:val="20"/>
+        </w:rPr>
+        <w:t>“Option 1 would be reflective of the non-attainment zone limits, so we'd show production at ~100 TPD (2 D-series, 4 E-series).”</w:t>
+      </w:r>
+      <w:r>
+        <w:rPr>
+          <w:color w:val="555555"/>
+          <w:sz w:val="18"/>
+        </w:rPr>
+        <w:t xml:space="preserve">  [S14]</w:t>
+      </w:r>
+    </w:p>
+    <w:p>
+      <w:pPr>
+        <w:spacing w:after="60"/>
+        <w:ind w:left="432"/>
+      </w:pPr>
+      <w:r>
+        <w:rPr>
+          <w:i/>
+          <w:sz w:val="20"/>
+        </w:rPr>
+        <w:t>“We will impedance match the deployment for the rental with the timeline for the E-01 first article as things get more certain towards the end of 2026”</w:t>
+      </w:r>
+      <w:r>
+        <w:rPr>
+          <w:color w:val="555555"/>
+          <w:sz w:val="18"/>
+        </w:rPr>
+        <w:t xml:space="preserve">  [S13]</w:t>
+      </w:r>
+    </w:p>
+    <w:p>
+      <w:pPr>
+        <w:spacing w:after="60"/>
+        <w:ind w:left="432"/>
+      </w:pPr>
+      <w:r>
+        <w:rPr>
+          <w:i/>
+          <w:sz w:val="20"/>
+        </w:rPr>
         <w:t>“New counterfactual accounting rules will require better feedstock tracking over time. This matters more as sourcing grows to a mix of first- and third-party suppliers, with batching moving to truckload level (super sacks and totes phased out) under first-in, first-out inventory accounting.”</w:t>
       </w:r>
       <w:r>
@@ -443,9 +500,438 @@
     <w:p>
       <w:pPr>
         <w:pStyle w:val="Heading1"/>
+        <w:pageBreakBefore/>
       </w:pPr>
       <w:r>
-        <w:t>3. 2027 objectives (proposed)</w:t>
+        <w:t>3. Where Charm is today</w:t>
+      </w:r>
+    </w:p>
+    <w:tbl>
+      <w:tblPr>
+        <w:tblStyle w:val="TableGrid"/>
+        <w:tblW w:type="auto" w:w="0"/>
+        <w:jc w:val="center"/>
+        <w:tblLook w:firstColumn="1" w:firstRow="1" w:lastColumn="0" w:lastRow="0" w:noHBand="0" w:noVBand="1" w:val="04A0"/>
+      </w:tblPr>
+      <w:tblGrid>
+        <w:gridCol w:w="3216"/>
+        <w:gridCol w:w="3216"/>
+        <w:gridCol w:w="3216"/>
+      </w:tblGrid>
+      <w:tr>
+        <w:tc>
+          <w:tcPr>
+            <w:tcW w:type="dxa" w:w="1800"/>
+            <w:shd w:val="clear" w:color="auto" w:fill="D6E4F0"/>
+          </w:tcPr>
+          <w:p>
+            <w:r/>
+            <w:r>
+              <w:rPr>
+                <w:b/>
+                <w:sz w:val="20"/>
+              </w:rPr>
+              <w:t>Area</w:t>
+            </w:r>
+          </w:p>
+        </w:tc>
+        <w:tc>
+          <w:tcPr>
+            <w:tcW w:type="dxa" w:w="6624"/>
+            <w:shd w:val="clear" w:color="auto" w:fill="D6E4F0"/>
+          </w:tcPr>
+          <w:p>
+            <w:r/>
+            <w:r>
+              <w:rPr>
+                <w:b/>
+                <w:sz w:val="20"/>
+              </w:rPr>
+              <w:t>Current state</w:t>
+            </w:r>
+          </w:p>
+        </w:tc>
+        <w:tc>
+          <w:tcPr>
+            <w:tcW w:type="dxa" w:w="1224"/>
+            <w:shd w:val="clear" w:color="auto" w:fill="D6E4F0"/>
+          </w:tcPr>
+          <w:p>
+            <w:r/>
+            <w:r>
+              <w:rPr>
+                <w:b/>
+                <w:sz w:val="20"/>
+              </w:rPr>
+              <w:t>Source</w:t>
+            </w:r>
+          </w:p>
+        </w:tc>
+      </w:tr>
+      <w:tr>
+        <w:tc>
+          <w:tcPr>
+            <w:tcW w:type="dxa" w:w="1800"/>
+          </w:tcPr>
+          <w:p>
+            <w:r/>
+            <w:r>
+              <w:rPr>
+                <w:sz w:val="20"/>
+              </w:rPr>
+              <w:t>Production assets</w:t>
+            </w:r>
+          </w:p>
+        </w:tc>
+        <w:tc>
+          <w:tcPr>
+            <w:tcW w:type="dxa" w:w="6624"/>
+          </w:tcPr>
+          <w:p>
+            <w:r/>
+            <w:r>
+              <w:rPr>
+                <w:sz w:val="20"/>
+              </w:rPr>
+              <w:t>“Fort Lupton is the only Charm-owned production facility; it produces WODO, Aqueous fraction, AND Charm biochar from the same pyrolysis operation.” AECN is a “third-party vendor that sells bio-oil to Charm for injection”; Kerry is “Third-party calciner oil”.</w:t>
+            </w:r>
+          </w:p>
+        </w:tc>
+        <w:tc>
+          <w:tcPr>
+            <w:tcW w:type="dxa" w:w="1224"/>
+          </w:tcPr>
+          <w:p>
+            <w:r/>
+            <w:r>
+              <w:rPr>
+                <w:sz w:val="20"/>
+              </w:rPr>
+              <w:t>S11 §3</w:t>
+            </w:r>
+          </w:p>
+        </w:tc>
+      </w:tr>
+      <w:tr>
+        <w:tc>
+          <w:tcPr>
+            <w:tcW w:type="dxa" w:w="1800"/>
+          </w:tcPr>
+          <w:p>
+            <w:r/>
+            <w:r>
+              <w:rPr>
+                <w:sz w:val="20"/>
+              </w:rPr>
+              <w:t>Storage assets</w:t>
+            </w:r>
+          </w:p>
+        </w:tc>
+        <w:tc>
+          <w:tcPr>
+            <w:tcW w:type="dxa" w:w="6624"/>
+          </w:tcPr>
+          <w:p>
+            <w:r/>
+            <w:r>
+              <w:rPr>
+                <w:sz w:val="20"/>
+              </w:rPr>
+              <w:t>Basco 6: “Operational Period: August 2025 – Present”. Vaulted: “No longer an operational partner”; post-injection monitoring only.</w:t>
+            </w:r>
+          </w:p>
+        </w:tc>
+        <w:tc>
+          <w:tcPr>
+            <w:tcW w:type="dxa" w:w="1224"/>
+          </w:tcPr>
+          <w:p>
+            <w:r/>
+            <w:r>
+              <w:rPr>
+                <w:sz w:val="20"/>
+              </w:rPr>
+              <w:t>S11 §2</w:t>
+            </w:r>
+          </w:p>
+        </w:tc>
+      </w:tr>
+      <w:tr>
+        <w:tc>
+          <w:tcPr>
+            <w:tcW w:type="dxa" w:w="1800"/>
+          </w:tcPr>
+          <w:p>
+            <w:r/>
+            <w:r>
+              <w:rPr>
+                <w:sz w:val="20"/>
+              </w:rPr>
+              <w:t>Project document</w:t>
+            </w:r>
+          </w:p>
+        </w:tc>
+        <w:tc>
+          <w:tcPr>
+            <w:tcW w:type="dxa" w:w="6624"/>
+          </w:tcPr>
+          <w:p>
+            <w:r/>
+            <w:r>
+              <w:rPr>
+                <w:sz w:val="20"/>
+              </w:rPr>
+              <w:t>PDD v1.12 still lists “Location of Bio Oil Pre-Processing: 838 SW Purity Springs Rd El Dorado, KS” and Vaulted as an injection site; the knowledge base records that “the El Dorado KS pre-processing site no longer exists”. Section F (Project Changes) is blank. Tiered restructure under way.</w:t>
+            </w:r>
+          </w:p>
+        </w:tc>
+        <w:tc>
+          <w:tcPr>
+            <w:tcW w:type="dxa" w:w="1224"/>
+          </w:tcPr>
+          <w:p>
+            <w:r/>
+            <w:r>
+              <w:rPr>
+                <w:sz w:val="20"/>
+              </w:rPr>
+              <w:t>S12; S11 §3</w:t>
+            </w:r>
+          </w:p>
+        </w:tc>
+      </w:tr>
+      <w:tr>
+        <w:tc>
+          <w:tcPr>
+            <w:tcW w:type="dxa" w:w="1800"/>
+          </w:tcPr>
+          <w:p>
+            <w:r/>
+            <w:r>
+              <w:rPr>
+                <w:sz w:val="20"/>
+              </w:rPr>
+              <w:t>Data entry</w:t>
+            </w:r>
+          </w:p>
+        </w:tc>
+        <w:tc>
+          <w:tcPr>
+            <w:tcW w:type="dxa" w:w="6624"/>
+          </w:tcPr>
+          <w:p>
+            <w:r/>
+            <w:r>
+              <w:rPr>
+                <w:sz w:val="20"/>
+              </w:rPr>
+              <w:t>“Mass value is entered into the Ledger using the User Interface (UI) and the document is uploaded with the entry”.</w:t>
+            </w:r>
+          </w:p>
+        </w:tc>
+        <w:tc>
+          <w:tcPr>
+            <w:tcW w:type="dxa" w:w="1224"/>
+          </w:tcPr>
+          <w:p>
+            <w:r/>
+            <w:r>
+              <w:rPr>
+                <w:sz w:val="20"/>
+              </w:rPr>
+              <w:t>S12</w:t>
+            </w:r>
+          </w:p>
+        </w:tc>
+      </w:tr>
+      <w:tr>
+        <w:tc>
+          <w:tcPr>
+            <w:tcW w:type="dxa" w:w="1800"/>
+          </w:tcPr>
+          <w:p>
+            <w:r/>
+            <w:r>
+              <w:rPr>
+                <w:sz w:val="20"/>
+              </w:rPr>
+              <w:t>Charm oil emissions</w:t>
+            </w:r>
+          </w:p>
+        </w:tc>
+        <w:tc>
+          <w:tcPr>
+            <w:tcW w:type="dxa" w:w="6624"/>
+          </w:tcPr>
+          <w:p>
+            <w:r/>
+            <w:r>
+              <w:rPr>
+                <w:sz w:val="20"/>
+              </w:rPr>
+              <w:t>“Process and Embodied Emissions are determined on a periodic basis, referred to as a Production Period”; CI calculation is “Spreadsheet-based (dMRV integration pending as of March 2026)”. PDD: “Many manual recording processes will be progressively automated”.</w:t>
+            </w:r>
+          </w:p>
+        </w:tc>
+        <w:tc>
+          <w:tcPr>
+            <w:tcW w:type="dxa" w:w="1224"/>
+          </w:tcPr>
+          <w:p>
+            <w:r/>
+            <w:r>
+              <w:rPr>
+                <w:sz w:val="20"/>
+              </w:rPr>
+              <w:t>S12; S11 §3</w:t>
+            </w:r>
+          </w:p>
+        </w:tc>
+      </w:tr>
+      <w:tr>
+        <w:tc>
+          <w:tcPr>
+            <w:tcW w:type="dxa" w:w="1800"/>
+          </w:tcPr>
+          <w:p>
+            <w:r/>
+            <w:r>
+              <w:rPr>
+                <w:sz w:val="20"/>
+              </w:rPr>
+              <w:t>Certify removal record</w:t>
+            </w:r>
+          </w:p>
+        </w:tc>
+        <w:tc>
+          <w:tcPr>
+            <w:tcW w:type="dxa" w:w="6624"/>
+          </w:tcPr>
+          <w:p>
+            <w:r/>
+            <w:r>
+              <w:rPr>
+                <w:sz w:val="20"/>
+              </w:rPr>
+              <w:t>Feb–Mar 2026 structure: “14 datapoints (consolidated)”; “Mangrove/dMRV integration underway; Charm oil CI still calculated via spreadsheet”.</w:t>
+            </w:r>
+          </w:p>
+        </w:tc>
+        <w:tc>
+          <w:tcPr>
+            <w:tcW w:type="dxa" w:w="1224"/>
+          </w:tcPr>
+          <w:p>
+            <w:r/>
+            <w:r>
+              <w:rPr>
+                <w:sz w:val="20"/>
+              </w:rPr>
+              <w:t>S11 §5</w:t>
+            </w:r>
+          </w:p>
+        </w:tc>
+      </w:tr>
+      <w:tr>
+        <w:tc>
+          <w:tcPr>
+            <w:tcW w:type="dxa" w:w="1800"/>
+          </w:tcPr>
+          <w:p>
+            <w:r/>
+            <w:r>
+              <w:rPr>
+                <w:sz w:val="20"/>
+              </w:rPr>
+              <w:t>Reporting cadence</w:t>
+            </w:r>
+          </w:p>
+        </w:tc>
+        <w:tc>
+          <w:tcPr>
+            <w:tcW w:type="dxa" w:w="6624"/>
+          </w:tcPr>
+          <w:p>
+            <w:r/>
+            <w:r>
+              <w:rPr>
+                <w:sz w:val="20"/>
+              </w:rPr>
+              <w:t>“one GHG entry per week, per source, per site, running Friday to Friday”.</w:t>
+            </w:r>
+          </w:p>
+        </w:tc>
+        <w:tc>
+          <w:tcPr>
+            <w:tcW w:type="dxa" w:w="1224"/>
+          </w:tcPr>
+          <w:p>
+            <w:r/>
+            <w:r>
+              <w:rPr>
+                <w:sz w:val="20"/>
+              </w:rPr>
+              <w:t>S1</w:t>
+            </w:r>
+          </w:p>
+        </w:tc>
+      </w:tr>
+      <w:tr>
+        <w:tc>
+          <w:tcPr>
+            <w:tcW w:type="dxa" w:w="1800"/>
+          </w:tcPr>
+          <w:p>
+            <w:r/>
+            <w:r>
+              <w:rPr>
+                <w:sz w:val="20"/>
+              </w:rPr>
+              <w:t>Verification turnaround</w:t>
+            </w:r>
+          </w:p>
+        </w:tc>
+        <w:tc>
+          <w:tcPr>
+            <w:tcW w:type="dxa" w:w="6624"/>
+          </w:tcPr>
+          <w:p>
+            <w:r/>
+            <w:r>
+              <w:rPr>
+                <w:sz w:val="20"/>
+              </w:rPr>
+              <w:t>SLA: “Thereafter: 2 working weeks (target going forward)”. In practice: “5 day turnaround, clean verification (no add ons)”.</w:t>
+            </w:r>
+          </w:p>
+        </w:tc>
+        <w:tc>
+          <w:tcPr>
+            <w:tcW w:type="dxa" w:w="1224"/>
+          </w:tcPr>
+          <w:p>
+            <w:r/>
+            <w:r>
+              <w:rPr>
+                <w:sz w:val="20"/>
+              </w:rPr>
+              <w:t>S11 §7; S10</w:t>
+            </w:r>
+          </w:p>
+        </w:tc>
+      </w:tr>
+    </w:tbl>
+    <w:p>
+      <w:pPr>
+        <w:spacing w:after="40"/>
+      </w:pPr>
+    </w:p>
+    <w:p>
+      <w:pPr>
+        <w:pStyle w:val="Heading1"/>
+      </w:pPr>
+      <w:r>
+        <w:t>4. 2027 objectives (proposed)</w:t>
       </w:r>
     </w:p>
     <w:p>
@@ -475,7 +961,7 @@
         <w:t xml:space="preserve">O2  </w:t>
       </w:r>
       <w:r>
-        <w:t>Operational data moves from Charm systems through Mangrove into Certify without hand assembly, with GHG components linked to assets.</w:t>
+        <w:t>Operational data moves from Charm systems through Mangrove into Certify without hand entry or spreadsheet CI, with GHG components linked to assets.</w:t>
       </w:r>
     </w:p>
     <w:p>
@@ -490,7 +976,7 @@
         <w:t xml:space="preserve">O3  </w:t>
       </w:r>
       <w:r>
-        <w:t>Adding ~10 E-Series units does not lengthen the verification cycle.</w:t>
+        <w:t>Adding E-Series units does not lengthen the verification cycle.</w:t>
       </w:r>
     </w:p>
     <w:p>
@@ -505,7 +991,7 @@
         <w:t xml:space="preserve">O4  </w:t>
       </w:r>
       <w:r>
-        <w:t>Project documentation lives in Certify components that buyers can use for diligence.</w:t>
+        <w:t>Project documentation lives in Certify components that match current operations and that buyers can use for diligence.</w:t>
       </w:r>
     </w:p>
     <w:p>
@@ -526,9 +1012,10 @@
     <w:p>
       <w:pPr>
         <w:pStyle w:val="Heading1"/>
+        <w:pageBreakBefore/>
       </w:pPr>
       <w:r>
-        <w:t>4. Workstreams</w:t>
+        <w:t>5. Workstreams: today → 2027</w:t>
       </w:r>
     </w:p>
     <w:tbl>
@@ -564,7 +1051,7 @@
         </w:tc>
         <w:tc>
           <w:tcPr>
-            <w:tcW w:type="dxa" w:w="2088"/>
+            <w:tcW w:type="dxa" w:w="1872"/>
             <w:shd w:val="clear" w:color="auto" w:fill="D6E4F0"/>
           </w:tcPr>
           <w:p>
@@ -580,7 +1067,7 @@
         </w:tc>
         <w:tc>
           <w:tcPr>
-            <w:tcW w:type="dxa" w:w="3240"/>
+            <w:tcW w:type="dxa" w:w="2376"/>
             <w:shd w:val="clear" w:color="auto" w:fill="D6E4F0"/>
           </w:tcPr>
           <w:p>
@@ -590,13 +1077,13 @@
                 <w:b/>
                 <w:sz w:val="20"/>
               </w:rPr>
-              <w:t>2027 goal</w:t>
+              <w:t>Today</w:t>
             </w:r>
           </w:p>
         </w:tc>
         <w:tc>
           <w:tcPr>
-            <w:tcW w:type="dxa" w:w="1080"/>
+            <w:tcW w:type="dxa" w:w="2808"/>
             <w:shd w:val="clear" w:color="auto" w:fill="D6E4F0"/>
           </w:tcPr>
           <w:p>
@@ -606,13 +1093,13 @@
                 <w:b/>
                 <w:sz w:val="20"/>
               </w:rPr>
-              <w:t>Objective</w:t>
+              <w:t>2027 change</w:t>
             </w:r>
           </w:p>
         </w:tc>
         <w:tc>
           <w:tcPr>
-            <w:tcW w:type="dxa" w:w="2808"/>
+            <w:tcW w:type="dxa" w:w="2160"/>
             <w:shd w:val="clear" w:color="auto" w:fill="D6E4F0"/>
           </w:tcPr>
           <w:p>
@@ -644,7 +1131,7 @@
         </w:tc>
         <w:tc>
           <w:tcPr>
-            <w:tcW w:type="dxa" w:w="2088"/>
+            <w:tcW w:type="dxa" w:w="1872"/>
           </w:tcPr>
           <w:p>
             <w:r/>
@@ -658,7 +1145,7 @@
         </w:tc>
         <w:tc>
           <w:tcPr>
-            <w:tcW w:type="dxa" w:w="3240"/>
+            <w:tcW w:type="dxa" w:w="2376"/>
           </w:tcPr>
           <w:p>
             <w:r/>
@@ -666,13 +1153,13 @@
               <w:rPr>
                 <w:sz w:val="20"/>
               </w:rPr>
-              <w:t>Existing sites, activities and materials validated on the new model</w:t>
+              <w:t>Removal-level records; D-Series is the first asset submission</w:t>
             </w:r>
           </w:p>
         </w:tc>
         <w:tc>
           <w:tcPr>
-            <w:tcW w:type="dxa" w:w="1080"/>
+            <w:tcW w:type="dxa" w:w="2808"/>
           </w:tcPr>
           <w:p>
             <w:r/>
@@ -680,13 +1167,13 @@
               <w:rPr>
                 <w:sz w:val="20"/>
               </w:rPr>
-              <w:t>O1</w:t>
+              <w:t>Fort Lupton, Basco 6, AECN, Kerry and feedstock sources validated as assets</w:t>
             </w:r>
           </w:p>
         </w:tc>
         <w:tc>
           <w:tcPr>
-            <w:tcW w:type="dxa" w:w="2808"/>
+            <w:tcW w:type="dxa" w:w="2160"/>
           </w:tcPr>
           <w:p>
             <w:r/>
@@ -716,7 +1203,7 @@
         </w:tc>
         <w:tc>
           <w:tcPr>
-            <w:tcW w:type="dxa" w:w="2088"/>
+            <w:tcW w:type="dxa" w:w="1872"/>
           </w:tcPr>
           <w:p>
             <w:r/>
@@ -730,7 +1217,7 @@
         </w:tc>
         <w:tc>
           <w:tcPr>
-            <w:tcW w:type="dxa" w:w="3240"/>
+            <w:tcW w:type="dxa" w:w="2376"/>
           </w:tcPr>
           <w:p>
             <w:r/>
@@ -738,13 +1225,13 @@
               <w:rPr>
                 <w:sz w:val="20"/>
               </w:rPr>
-              <w:t>Mangrove events mapped to Certify assets; evidence attached automatically</w:t>
+              <w:t>Ledger entry by hand; Charm CI in spreadsheet</w:t>
             </w:r>
           </w:p>
         </w:tc>
         <w:tc>
           <w:tcPr>
-            <w:tcW w:type="dxa" w:w="1080"/>
+            <w:tcW w:type="dxa" w:w="2808"/>
           </w:tcPr>
           <w:p>
             <w:r/>
@@ -752,13 +1239,13 @@
               <w:rPr>
                 <w:sz w:val="20"/>
               </w:rPr>
-              <w:t>O2</w:t>
+              <w:t>Mangrove events mapped to assets; evidence attached automatically; CI computed in system</w:t>
             </w:r>
           </w:p>
         </w:tc>
         <w:tc>
           <w:tcPr>
-            <w:tcW w:type="dxa" w:w="2808"/>
+            <w:tcW w:type="dxa" w:w="2160"/>
           </w:tcPr>
           <w:p>
             <w:r/>
@@ -788,7 +1275,7 @@
         </w:tc>
         <w:tc>
           <w:tcPr>
-            <w:tcW w:type="dxa" w:w="2088"/>
+            <w:tcW w:type="dxa" w:w="1872"/>
           </w:tcPr>
           <w:p>
             <w:r/>
@@ -802,7 +1289,7 @@
         </w:tc>
         <w:tc>
           <w:tcPr>
-            <w:tcW w:type="dxa" w:w="3240"/>
+            <w:tcW w:type="dxa" w:w="2376"/>
           </w:tcPr>
           <w:p>
             <w:r/>
@@ -810,13 +1297,13 @@
               <w:rPr>
                 <w:sz w:val="20"/>
               </w:rPr>
-              <w:t>Lot and site emissions linked to assets; duplicated entries retired</w:t>
+              <w:t>Weekly entry per source per site; QA per entry</w:t>
             </w:r>
           </w:p>
         </w:tc>
         <w:tc>
           <w:tcPr>
-            <w:tcW w:type="dxa" w:w="1080"/>
+            <w:tcW w:type="dxa" w:w="2808"/>
           </w:tcPr>
           <w:p>
             <w:r/>
@@ -824,13 +1311,13 @@
               <w:rPr>
                 <w:sz w:val="20"/>
               </w:rPr>
-              <w:t>O2, O3</w:t>
+              <w:t>Components linked to assets and checked once</w:t>
             </w:r>
           </w:p>
         </w:tc>
         <w:tc>
           <w:tcPr>
-            <w:tcW w:type="dxa" w:w="2808"/>
+            <w:tcW w:type="dxa" w:w="2160"/>
           </w:tcPr>
           <w:p>
             <w:r/>
@@ -860,7 +1347,7 @@
         </w:tc>
         <w:tc>
           <w:tcPr>
-            <w:tcW w:type="dxa" w:w="2088"/>
+            <w:tcW w:type="dxa" w:w="1872"/>
           </w:tcPr>
           <w:p>
             <w:r/>
@@ -868,13 +1355,13 @@
               <w:rPr>
                 <w:sz w:val="20"/>
               </w:rPr>
-              <w:t>Scale-up: E-Series and new sites</w:t>
+              <w:t>Scale-up: E-Series</w:t>
             </w:r>
           </w:p>
         </w:tc>
         <w:tc>
           <w:tcPr>
-            <w:tcW w:type="dxa" w:w="3240"/>
+            <w:tcW w:type="dxa" w:w="2376"/>
           </w:tcPr>
           <w:p>
             <w:r/>
@@ -882,21 +1369,7 @@
               <w:rPr>
                 <w:sz w:val="20"/>
               </w:rPr>
-              <w:t>One repeatable asset submission per pyrolyzer and per site</w:t>
-            </w:r>
-          </w:p>
-        </w:tc>
-        <w:tc>
-          <w:tcPr>
-            <w:tcW w:type="dxa" w:w="1080"/>
-          </w:tcPr>
-          <w:p>
-            <w:r/>
-            <w:r>
-              <w:rPr>
-                <w:sz w:val="20"/>
-              </w:rPr>
-              <w:t>O1, O3</w:t>
+              <w:t>D-Series validated as a one-off</w:t>
             </w:r>
           </w:p>
         </w:tc>
@@ -910,7 +1383,21 @@
               <w:rPr>
                 <w:sz w:val="20"/>
               </w:rPr>
-              <w:t>Template ready before first E-Series commissioning (date needed from ops)</w:t>
+              <w:t>Repeatable pyrolyzer asset submission</w:t>
+            </w:r>
+          </w:p>
+        </w:tc>
+        <w:tc>
+          <w:tcPr>
+            <w:tcW w:type="dxa" w:w="2160"/>
+          </w:tcPr>
+          <w:p>
+            <w:r/>
+            <w:r>
+              <w:rPr>
+                <w:sz w:val="20"/>
+              </w:rPr>
+              <w:t>Template ready Q1, ahead of E-01 (timing firms up end of 2026 [S13])</w:t>
             </w:r>
           </w:p>
         </w:tc>
@@ -932,7 +1419,7 @@
         </w:tc>
         <w:tc>
           <w:tcPr>
-            <w:tcW w:type="dxa" w:w="2088"/>
+            <w:tcW w:type="dxa" w:w="1872"/>
           </w:tcPr>
           <w:p>
             <w:r/>
@@ -946,7 +1433,7 @@
         </w:tc>
         <w:tc>
           <w:tcPr>
-            <w:tcW w:type="dxa" w:w="3240"/>
+            <w:tcW w:type="dxa" w:w="2376"/>
           </w:tcPr>
           <w:p>
             <w:r/>
@@ -954,21 +1441,7 @@
               <w:rPr>
                 <w:sz w:val="20"/>
               </w:rPr>
-              <w:t>Truckload-level batches under first-in, first-out accounting</w:t>
-            </w:r>
-          </w:p>
-        </w:tc>
-        <w:tc>
-          <w:tcPr>
-            <w:tcW w:type="dxa" w:w="1080"/>
-          </w:tcPr>
-          <w:p>
-            <w:r/>
-            <w:r>
-              <w:rPr>
-                <w:sz w:val="20"/>
-              </w:rPr>
-              <w:t>O5</w:t>
+              <w:t>Validated sources; no batch-to-pyrolysis tracing</w:t>
             </w:r>
           </w:p>
         </w:tc>
@@ -982,7 +1455,21 @@
               <w:rPr>
                 <w:sz w:val="20"/>
               </w:rPr>
-              <w:t>Tied to super sack and tote phase-out (date needed from ops)</w:t>
+              <w:t>Truckload batches, first-in, first-out</w:t>
+            </w:r>
+          </w:p>
+        </w:tc>
+        <w:tc>
+          <w:tcPr>
+            <w:tcW w:type="dxa" w:w="2160"/>
+          </w:tcPr>
+          <w:p>
+            <w:r/>
+            <w:r>
+              <w:rPr>
+                <w:sz w:val="20"/>
+              </w:rPr>
+              <w:t>With super sack and tote phase-out</w:t>
             </w:r>
           </w:p>
         </w:tc>
@@ -1004,7 +1491,7 @@
         </w:tc>
         <w:tc>
           <w:tcPr>
-            <w:tcW w:type="dxa" w:w="2088"/>
+            <w:tcW w:type="dxa" w:w="1872"/>
           </w:tcPr>
           <w:p>
             <w:r/>
@@ -1018,7 +1505,7 @@
         </w:tc>
         <w:tc>
           <w:tcPr>
-            <w:tcW w:type="dxa" w:w="3240"/>
+            <w:tcW w:type="dxa" w:w="2376"/>
           </w:tcPr>
           <w:p>
             <w:r/>
@@ -1026,13 +1513,13 @@
               <w:rPr>
                 <w:sz w:val="20"/>
               </w:rPr>
-              <w:t>Restructured PDD hosted; updates carried in GHG statement reports, then Certify components</w:t>
+              <w:t>PDD v1.12 out of date; Section F blank</w:t>
             </w:r>
           </w:p>
         </w:tc>
         <w:tc>
           <w:tcPr>
-            <w:tcW w:type="dxa" w:w="1080"/>
+            <w:tcW w:type="dxa" w:w="2808"/>
           </w:tcPr>
           <w:p>
             <w:r/>
@@ -1040,13 +1527,13 @@
               <w:rPr>
                 <w:sz w:val="20"/>
               </w:rPr>
-              <w:t>O4</w:t>
+              <w:t>Tiered PDD hosted; changes in GHG statement reports; then Certify components</w:t>
             </w:r>
           </w:p>
         </w:tc>
         <w:tc>
           <w:tcPr>
-            <w:tcW w:type="dxa" w:w="2808"/>
+            <w:tcW w:type="dxa" w:w="2160"/>
           </w:tcPr>
           <w:p>
             <w:r/>
@@ -1076,7 +1563,7 @@
         </w:tc>
         <w:tc>
           <w:tcPr>
-            <w:tcW w:type="dxa" w:w="2088"/>
+            <w:tcW w:type="dxa" w:w="1872"/>
           </w:tcPr>
           <w:p>
             <w:r/>
@@ -1090,7 +1577,7 @@
         </w:tc>
         <w:tc>
           <w:tcPr>
-            <w:tcW w:type="dxa" w:w="3240"/>
+            <w:tcW w:type="dxa" w:w="2376"/>
           </w:tcPr>
           <w:p>
             <w:r/>
@@ -1098,13 +1585,13 @@
               <w:rPr>
                 <w:sz w:val="20"/>
               </w:rPr>
-              <w:t>Lot segregation for biochar to cement/concrete and oil to fuels; shortened validation for new pathways</w:t>
+              <w:t>Bio-oil and biochar under separate protocols</w:t>
             </w:r>
           </w:p>
         </w:tc>
         <w:tc>
           <w:tcPr>
-            <w:tcW w:type="dxa" w:w="1080"/>
+            <w:tcW w:type="dxa" w:w="2808"/>
           </w:tcPr>
           <w:p>
             <w:r/>
@@ -1112,13 +1599,13 @@
               <w:rPr>
                 <w:sz w:val="20"/>
               </w:rPr>
-              <w:t>O1</w:t>
+              <w:t>Lot segregation; shortened validation for new pathways</w:t>
             </w:r>
           </w:p>
         </w:tc>
         <w:tc>
           <w:tcPr>
-            <w:tcW w:type="dxa" w:w="2808"/>
+            <w:tcW w:type="dxa" w:w="2160"/>
           </w:tcPr>
           <w:p>
             <w:r/>
@@ -1148,7 +1635,7 @@
         </w:tc>
         <w:tc>
           <w:tcPr>
-            <w:tcW w:type="dxa" w:w="2088"/>
+            <w:tcW w:type="dxa" w:w="1872"/>
           </w:tcPr>
           <w:p>
             <w:r/>
@@ -1162,7 +1649,7 @@
         </w:tc>
         <w:tc>
           <w:tcPr>
-            <w:tcW w:type="dxa" w:w="3240"/>
+            <w:tcW w:type="dxa" w:w="2376"/>
           </w:tcPr>
           <w:p>
             <w:r/>
@@ -1170,21 +1657,7 @@
               <w:rPr>
                 <w:sz w:val="20"/>
               </w:rPr>
-              <w:t>Shorter cycle from today’s 5-day turnaround toward a 24-hour cycle</w:t>
-            </w:r>
-          </w:p>
-        </w:tc>
-        <w:tc>
-          <w:tcPr>
-            <w:tcW w:type="dxa" w:w="1080"/>
-          </w:tcPr>
-          <w:p>
-            <w:r/>
-            <w:r>
-              <w:rPr>
-                <w:sz w:val="20"/>
-              </w:rPr>
-              <w:t>O3</w:t>
+              <w:t>5-day turnaround in practice; 2-week SLA</w:t>
             </w:r>
           </w:p>
         </w:tc>
@@ -1198,7 +1671,21 @@
               <w:rPr>
                 <w:sz w:val="20"/>
               </w:rPr>
-              <w:t>Interim targets to set with Isometric and 350</w:t>
+              <w:t>Shorter cycle toward 24 hours; two-step validation as standard</w:t>
+            </w:r>
+          </w:p>
+        </w:tc>
+        <w:tc>
+          <w:tcPr>
+            <w:tcW w:type="dxa" w:w="2160"/>
+          </w:tcPr>
+          <w:p>
+            <w:r/>
+            <w:r>
+              <w:rPr>
+                <w:sz w:val="20"/>
+              </w:rPr>
+              <w:t>Interim targets set with Isometric and 350 in Q1</w:t>
             </w:r>
           </w:p>
         </w:tc>
@@ -1220,7 +1707,7 @@
         </w:tc>
         <w:tc>
           <w:tcPr>
-            <w:tcW w:type="dxa" w:w="2088"/>
+            <w:tcW w:type="dxa" w:w="1872"/>
           </w:tcPr>
           <w:p>
             <w:r/>
@@ -1234,7 +1721,7 @@
         </w:tc>
         <w:tc>
           <w:tcPr>
-            <w:tcW w:type="dxa" w:w="3240"/>
+            <w:tcW w:type="dxa" w:w="2376"/>
           </w:tcPr>
           <w:p>
             <w:r/>
@@ -1242,13 +1729,13 @@
               <w:rPr>
                 <w:sz w:val="20"/>
               </w:rPr>
-              <w:t>Order fulfillment flow shows the end customer and delivers from within the order</w:t>
+              <w:t>“Deliver” does not deliver; end customer hidden</w:t>
             </w:r>
           </w:p>
         </w:tc>
         <w:tc>
           <w:tcPr>
-            <w:tcW w:type="dxa" w:w="1080"/>
+            <w:tcW w:type="dxa" w:w="2808"/>
           </w:tcPr>
           <w:p>
             <w:r/>
@@ -1256,13 +1743,13 @@
               <w:rPr>
                 <w:sz w:val="20"/>
               </w:rPr>
-              <w:t>—</w:t>
+              <w:t>Delivery from within the order</w:t>
             </w:r>
           </w:p>
         </w:tc>
         <w:tc>
           <w:tcPr>
-            <w:tcW w:type="dxa" w:w="2808"/>
+            <w:tcW w:type="dxa" w:w="2160"/>
           </w:tcPr>
           <w:p>
             <w:r/>
@@ -1286,7 +1773,7 @@
         <w:pStyle w:val="Heading1"/>
       </w:pPr>
       <w:r>
-        <w:t>5. Workstream detail</w:t>
+        <w:t>6. Workstream detail</w:t>
       </w:r>
     </w:p>
     <w:p>
@@ -1302,13 +1789,20 @@
         <w:rPr>
           <w:b/>
         </w:rPr>
+        <w:t xml:space="preserve">Today: </w:t>
+      </w:r>
+      <w:r>
+        <w:t>Certify records Charm activity removal by removal (“14 datapoints (consolidated)” [S11 §5]); the D-Series pyrolyzers are the first submission on a new asset [S4].</w:t>
+      </w:r>
+    </w:p>
+    <w:p>
+      <w:r>
+        <w:rPr>
+          <w:b/>
+        </w:rPr>
         <w:t>Basis</w:t>
       </w:r>
-      <w:r>
-        <w:rPr>
-          <w:i w:val="0"/>
-        </w:rPr>
-      </w:r>
+      <w:r/>
     </w:p>
     <w:p>
       <w:pPr>
@@ -1357,11 +1851,7 @@
         </w:rPr>
         <w:t>Charm work</w:t>
       </w:r>
-      <w:r>
-        <w:rPr>
-          <w:i w:val="0"/>
-        </w:rPr>
-      </w:r>
+      <w:r/>
     </w:p>
     <w:p>
       <w:pPr>
@@ -1369,7 +1859,7 @@
         <w:spacing w:after="40"/>
       </w:pPr>
       <w:r>
-        <w:t>Inventory assets by type (sites, activities, materials) for Fort Lupton, Basco 6, AECN and feedstock sources; Vaulted as non-operating.</w:t>
+        <w:t>Inventory assets by type (sites, activities, materials): Fort Lupton (WODO, Aqueous, biochar), Basco 6, AECN and Kerry as third-party production, feedstock sources; Vaulted as non-operating storage [S11 §2–3].</w:t>
       </w:r>
     </w:p>
     <w:p>
@@ -1397,11 +1887,7 @@
         </w:rPr>
         <w:t>Open questions</w:t>
       </w:r>
-      <w:r>
-        <w:rPr>
-          <w:i w:val="0"/>
-        </w:rPr>
-      </w:r>
+      <w:r/>
     </w:p>
     <w:p>
       <w:pPr>
@@ -1423,6 +1909,15 @@
     </w:p>
     <w:p>
       <w:pPr>
+        <w:pStyle w:val="ListBullet"/>
+        <w:spacing w:after="40"/>
+      </w:pPr>
+      <w:r>
+        <w:t>How do third-party producers (AECN, Kerry) sit in the asset model: as sites or as materials?</w:t>
+      </w:r>
+    </w:p>
+    <w:p>
+      <w:pPr>
         <w:pStyle w:val="Heading2"/>
       </w:pPr>
       <w:r>
@@ -1434,13 +1929,20 @@
         <w:rPr>
           <w:b/>
         </w:rPr>
+        <w:t xml:space="preserve">Today: </w:t>
+      </w:r>
+      <w:r>
+        <w:t>Mass is “entered into the Ledger using the User Interface (UI)” [S12]; Charm oil CI is “Spreadsheet-based (dMRV integration pending as of March 2026)” [S11 §3].</w:t>
+      </w:r>
+    </w:p>
+    <w:p>
+      <w:r>
+        <w:rPr>
+          <w:b/>
+        </w:rPr>
         <w:t>Basis</w:t>
       </w:r>
-      <w:r>
-        <w:rPr>
-          <w:i w:val="0"/>
-        </w:rPr>
-      </w:r>
+      <w:r/>
     </w:p>
     <w:p>
       <w:pPr>
@@ -1489,11 +1991,7 @@
         </w:rPr>
         <w:t>Charm work</w:t>
       </w:r>
-      <w:r>
-        <w:rPr>
-          <w:i w:val="0"/>
-        </w:rPr>
-      </w:r>
+      <w:r/>
     </w:p>
     <w:p>
       <w:pPr>
@@ -1532,17 +2030,22 @@
       </w:r>
     </w:p>
     <w:p>
+      <w:pPr>
+        <w:pStyle w:val="ListBullet"/>
+        <w:spacing w:after="40"/>
+      </w:pPr>
+      <w:r>
+        <w:t>Move Production Period CI from spreadsheet into the Mangrove flow.</w:t>
+      </w:r>
+    </w:p>
+    <w:p>
       <w:r>
         <w:rPr>
           <w:b/>
         </w:rPr>
         <w:t>Open questions</w:t>
       </w:r>
-      <w:r>
-        <w:rPr>
-          <w:i w:val="0"/>
-        </w:rPr>
-      </w:r>
+      <w:r/>
     </w:p>
     <w:p>
       <w:pPr>
@@ -1566,13 +2069,20 @@
         <w:rPr>
           <w:b/>
         </w:rPr>
+        <w:t xml:space="preserve">Today: </w:t>
+      </w:r>
+      <w:r>
+        <w:t>One GHG entry per week, per source, per site; batch QA runs per entry.</w:t>
+      </w:r>
+    </w:p>
+    <w:p>
+      <w:r>
+        <w:rPr>
+          <w:b/>
+        </w:rPr>
         <w:t>Basis</w:t>
       </w:r>
-      <w:r>
-        <w:rPr>
-          <w:i w:val="0"/>
-        </w:rPr>
-      </w:r>
+      <w:r/>
     </w:p>
     <w:p>
       <w:pPr>
@@ -1621,11 +2131,7 @@
         </w:rPr>
         <w:t>Charm work</w:t>
       </w:r>
-      <w:r>
-        <w:rPr>
-          <w:i w:val="0"/>
-        </w:rPr>
-      </w:r>
+      <w:r/>
     </w:p>
     <w:p>
       <w:pPr>
@@ -1652,11 +2158,7 @@
         </w:rPr>
         <w:t>Open questions</w:t>
       </w:r>
-      <w:r>
-        <w:rPr>
-          <w:i w:val="0"/>
-        </w:rPr>
-      </w:r>
+      <w:r/>
     </w:p>
     <w:p>
       <w:pPr>
@@ -1672,7 +2174,18 @@
         <w:pStyle w:val="Heading2"/>
       </w:pPr>
       <w:r>
-        <w:t>D. Scale-up: E-Series and new sites</w:t>
+        <w:t>D. Scale-up: E-Series</w:t>
+      </w:r>
+    </w:p>
+    <w:p>
+      <w:r>
+        <w:rPr>
+          <w:b/>
+        </w:rPr>
+        <w:t xml:space="preserve">Today: </w:t>
+      </w:r>
+      <w:r>
+        <w:t>Two D-Series pyrolyzers going through validation as a one-off change; Fort Lupton capacity under review against air-permit limits.</w:t>
       </w:r>
     </w:p>
     <w:p>
@@ -1682,11 +2195,7 @@
         </w:rPr>
         <w:t>Basis</w:t>
       </w:r>
-      <w:r>
-        <w:rPr>
-          <w:i w:val="0"/>
-        </w:rPr>
-      </w:r>
+      <w:r/>
     </w:p>
     <w:p>
       <w:pPr>
@@ -1706,6 +2215,26 @@
           <w:sz w:val="18"/>
         </w:rPr>
         <w:t xml:space="preserve">  [S1]</w:t>
+      </w:r>
+    </w:p>
+    <w:p>
+      <w:pPr>
+        <w:spacing w:after="60"/>
+        <w:ind w:left="432"/>
+      </w:pPr>
+      <w:r>
+        <w:rPr>
+          <w:i/>
+          <w:sz w:val="20"/>
+        </w:rPr>
+        <w:t>“i think there's a world where we'd max out at 3-4 e-series and 2 d-series pyros at the facility.”</w:t>
+      </w:r>
+      <w:r>
+        <w:rPr>
+          <w:color w:val="555555"/>
+          <w:sz w:val="18"/>
+        </w:rPr>
+        <w:t xml:space="preserve">  [S14]</w:t>
       </w:r>
     </w:p>
     <w:p>
@@ -1755,10 +2284,15 @@
         </w:rPr>
         <w:t>Charm work</w:t>
       </w:r>
+      <w:r/>
+    </w:p>
+    <w:p>
+      <w:pPr>
+        <w:pStyle w:val="ListBullet"/>
+        <w:spacing w:after="40"/>
+      </w:pPr>
       <w:r>
-        <w:rPr>
-          <w:i w:val="0"/>
-        </w:rPr>
+        <w:t>Turn the D-Series Certify submission into a reusable pyrolyzer asset template, ready before E-01.</w:t>
       </w:r>
     </w:p>
     <w:p>
@@ -1767,16 +2301,7 @@
         <w:spacing w:after="40"/>
       </w:pPr>
       <w:r>
-        <w:t>Turn the D-Series Certify submission into a reusable pyrolyzer asset template.</w:t>
-      </w:r>
-    </w:p>
-    <w:p>
-      <w:pPr>
-        <w:pStyle w:val="ListBullet"/>
-        <w:spacing w:after="40"/>
-      </w:pPr>
-      <w:r>
-        <w:t>Get the E-Series commissioning schedule from operations and back-plan each validation.</w:t>
+        <w:t>Plan validation for each E-Series unit against the E-01 schedule (“things get more certain towards the end of 2026” [S13]).</w:t>
       </w:r>
     </w:p>
     <w:p>
@@ -1795,10 +2320,24 @@
         </w:rPr>
         <w:t>Open questions</w:t>
       </w:r>
+      <w:r/>
+    </w:p>
+    <w:p>
+      <w:pPr>
+        <w:pStyle w:val="ListBullet"/>
+        <w:spacing w:after="40"/>
+      </w:pPr>
       <w:r>
-        <w:rPr>
-          <w:i w:val="0"/>
-        </w:rPr>
+        <w:t>How many E-Series units does the 2027 plan assume: “~10” [S1] or the Fort Lupton cap of “3-4” under discussion [S14]? The answer sets validation volume and the capacity figure in the PDD.</w:t>
+      </w:r>
+    </w:p>
+    <w:p>
+      <w:pPr>
+        <w:pStyle w:val="ListBullet"/>
+        <w:spacing w:after="40"/>
+      </w:pPr>
+      <w:r>
+        <w:t>Is E-01 at Fort Lupton or a separate Colorado site (Slack channel #pyrolysis-e01-elbert; “CO E-Series Pyro Pad” [S13])? A separate site needs its own site asset.</w:t>
       </w:r>
     </w:p>
     <w:p>
@@ -1832,13 +2371,20 @@
         <w:rPr>
           <w:b/>
         </w:rPr>
+        <w:t xml:space="preserve">Today: </w:t>
+      </w:r>
+      <w:r>
+        <w:t>Feedstock sources validated up front; batches cannot be traced past the drying facility.</w:t>
+      </w:r>
+    </w:p>
+    <w:p>
+      <w:r>
+        <w:rPr>
+          <w:b/>
+        </w:rPr>
         <w:t>Basis</w:t>
       </w:r>
-      <w:r>
-        <w:rPr>
-          <w:i w:val="0"/>
-        </w:rPr>
-      </w:r>
+      <w:r/>
     </w:p>
     <w:p>
       <w:pPr>
@@ -1881,17 +2427,33 @@
       </w:r>
     </w:p>
     <w:p>
+      <w:pPr>
+        <w:spacing w:after="60"/>
+        <w:ind w:left="432"/>
+      </w:pPr>
+      <w:r>
+        <w:rPr>
+          <w:i/>
+          <w:sz w:val="20"/>
+        </w:rPr>
+        <w:t>“for dreamline I think its all going to be through the storage tank--&gt;tankers. So no more totes but still supersacks”</w:t>
+      </w:r>
+      <w:r>
+        <w:rPr>
+          <w:color w:val="555555"/>
+          <w:sz w:val="18"/>
+        </w:rPr>
+        <w:t xml:space="preserve">  [S15]</w:t>
+      </w:r>
+    </w:p>
+    <w:p>
       <w:r>
         <w:rPr>
           <w:b/>
         </w:rPr>
         <w:t>Charm work</w:t>
       </w:r>
-      <w:r>
-        <w:rPr>
-          <w:i w:val="0"/>
-        </w:rPr>
-      </w:r>
+      <w:r/>
     </w:p>
     <w:p>
       <w:pPr>
@@ -1918,11 +2480,7 @@
         </w:rPr>
         <w:t>Open questions</w:t>
       </w:r>
-      <w:r>
-        <w:rPr>
-          <w:i w:val="0"/>
-        </w:rPr>
-      </w:r>
+      <w:r/>
     </w:p>
     <w:p>
       <w:pPr>
@@ -1946,13 +2504,20 @@
         <w:rPr>
           <w:b/>
         </w:rPr>
+        <w:t xml:space="preserve">Today: </w:t>
+      </w:r>
+      <w:r>
+        <w:t>PDD v1.12 still describes El Dorado pre-processing and Vaulted injection, and its Section F (Project Changes) is blank [S12]; the tiered restructure is under way.</w:t>
+      </w:r>
+    </w:p>
+    <w:p>
+      <w:r>
+        <w:rPr>
+          <w:b/>
+        </w:rPr>
         <w:t>Basis</w:t>
       </w:r>
-      <w:r>
-        <w:rPr>
-          <w:i w:val="0"/>
-        </w:rPr>
-      </w:r>
+      <w:r/>
     </w:p>
     <w:p>
       <w:pPr>
@@ -2001,11 +2566,7 @@
         </w:rPr>
         <w:t>Charm work</w:t>
       </w:r>
-      <w:r>
-        <w:rPr>
-          <w:i w:val="0"/>
-        </w:rPr>
-      </w:r>
+      <w:r/>
     </w:p>
     <w:p>
       <w:pPr>
@@ -2013,7 +2574,7 @@
         <w:spacing w:after="40"/>
       </w:pPr>
       <w:r>
-        <w:t>Finish the tiered PDD restructure and agree its hosting with Isometric.</w:t>
+        <w:t>Finish the tiered PDD restructure, removing retired sites from operating sections, and agree its hosting with Isometric.</w:t>
       </w:r>
     </w:p>
     <w:p>
@@ -2041,11 +2602,7 @@
         </w:rPr>
         <w:t>Open questions</w:t>
       </w:r>
-      <w:r>
-        <w:rPr>
-          <w:i w:val="0"/>
-        </w:rPr>
-      </w:r>
+      <w:r/>
     </w:p>
     <w:p>
       <w:pPr>
@@ -2069,13 +2626,20 @@
         <w:rPr>
           <w:b/>
         </w:rPr>
+        <w:t xml:space="preserve">Today: </w:t>
+      </w:r>
+      <w:r>
+        <w:t>Fort Lupton produces bio-oil and biochar from one operation [S11 §3], credited under separate protocols.</w:t>
+      </w:r>
+    </w:p>
+    <w:p>
+      <w:r>
+        <w:rPr>
+          <w:b/>
+        </w:rPr>
         <w:t>Basis</w:t>
       </w:r>
-      <w:r>
-        <w:rPr>
-          <w:i w:val="0"/>
-        </w:rPr>
-      </w:r>
+      <w:r/>
     </w:p>
     <w:p>
       <w:pPr>
@@ -2124,11 +2688,7 @@
         </w:rPr>
         <w:t>Charm work</w:t>
       </w:r>
-      <w:r>
-        <w:rPr>
-          <w:i w:val="0"/>
-        </w:rPr>
-      </w:r>
+      <w:r/>
     </w:p>
     <w:p>
       <w:pPr>
@@ -2155,11 +2715,7 @@
         </w:rPr>
         <w:t>Open questions</w:t>
       </w:r>
-      <w:r>
-        <w:rPr>
-          <w:i w:val="0"/>
-        </w:rPr>
-      </w:r>
+      <w:r/>
     </w:p>
     <w:p>
       <w:pPr>
@@ -2183,13 +2739,20 @@
         <w:rPr>
           <w:b/>
         </w:rPr>
+        <w:t xml:space="preserve">Today: </w:t>
+      </w:r>
+      <w:r>
+        <w:t>SLA of “2 working weeks” [S11 §7]; recent clean verifications run on a 5-day turnaround [S10].</w:t>
+      </w:r>
+    </w:p>
+    <w:p>
+      <w:r>
+        <w:rPr>
+          <w:b/>
+        </w:rPr>
         <w:t>Basis</w:t>
       </w:r>
-      <w:r>
-        <w:rPr>
-          <w:i w:val="0"/>
-        </w:rPr>
-      </w:r>
+      <w:r/>
     </w:p>
     <w:p>
       <w:pPr>
@@ -2238,11 +2801,7 @@
         </w:rPr>
         <w:t>Charm work</w:t>
       </w:r>
-      <w:r>
-        <w:rPr>
-          <w:i w:val="0"/>
-        </w:rPr>
-      </w:r>
+      <w:r/>
     </w:p>
     <w:p>
       <w:pPr>
@@ -2275,13 +2834,20 @@
         <w:rPr>
           <w:b/>
         </w:rPr>
+        <w:t xml:space="preserve">Today: </w:t>
+      </w:r>
+      <w:r>
+        <w:t>Order fulfillment issues raised by Charm and Watershed [S5].</w:t>
+      </w:r>
+    </w:p>
+    <w:p>
+      <w:r>
+        <w:rPr>
+          <w:b/>
+        </w:rPr>
         <w:t>Basis</w:t>
       </w:r>
-      <w:r>
-        <w:rPr>
-          <w:i w:val="0"/>
-        </w:rPr>
-      </w:r>
+      <w:r/>
     </w:p>
     <w:p>
       <w:pPr>
@@ -2330,11 +2896,7 @@
         </w:rPr>
         <w:t>Charm work</w:t>
       </w:r>
-      <w:r>
-        <w:rPr>
-          <w:i w:val="0"/>
-        </w:rPr>
-      </w:r>
+      <w:r/>
     </w:p>
     <w:p>
       <w:pPr>
@@ -2352,11 +2914,7 @@
         </w:rPr>
         <w:t>Open questions</w:t>
       </w:r>
-      <w:r>
-        <w:rPr>
-          <w:i w:val="0"/>
-        </w:rPr>
-      </w:r>
+      <w:r/>
     </w:p>
     <w:p>
       <w:pPr>
@@ -2372,7 +2930,7 @@
         <w:pStyle w:val="Heading1"/>
       </w:pPr>
       <w:r>
-        <w:t>6. Carry-in from 2026</w:t>
+        <w:t>7. Carry-in from 2026</w:t>
       </w:r>
     </w:p>
     <w:tbl>
@@ -2668,7 +3226,7 @@
         <w:pStyle w:val="Heading1"/>
       </w:pPr>
       <w:r>
-        <w:t>7. Sources</w:t>
+        <w:t>8. Sources</w:t>
       </w:r>
     </w:p>
     <w:p>
@@ -2776,7 +3334,7 @@
         <w:rPr>
           <w:sz w:val="19"/>
         </w:rPr>
-        <w:t>Isometric / Charm Open Items Log, items 86–88 (as updated after the 5 Oct sessions).</w:t>
+        <w:t>Isometric / Charm Open Items Log, items 86–88.</w:t>
       </w:r>
     </w:p>
     <w:p>
@@ -2849,6 +3407,96 @@
           <w:sz w:val="19"/>
         </w:rPr>
         <w:t>Sophie Harris, timeline built with 350Solutions, #isometric-charm Slack, 14 Oct 2026.</w:t>
+      </w:r>
+    </w:p>
+    <w:p>
+      <w:pPr>
+        <w:spacing w:after="20"/>
+      </w:pPr>
+      <w:r>
+        <w:rPr>
+          <w:b/>
+          <w:sz w:val="19"/>
+        </w:rPr>
+        <w:t xml:space="preserve">S11  </w:t>
+      </w:r>
+      <w:r>
+        <w:rPr>
+          <w:sz w:val="19"/>
+        </w:rPr>
+        <w:t>Charm Isometric Knowledge Base (MRV workspace), sections 2, 3, 5 and 7.</w:t>
+      </w:r>
+    </w:p>
+    <w:p>
+      <w:pPr>
+        <w:spacing w:after="20"/>
+      </w:pPr>
+      <w:r>
+        <w:rPr>
+          <w:b/>
+          <w:sz w:val="19"/>
+        </w:rPr>
+        <w:t xml:space="preserve">S12  </w:t>
+      </w:r>
+      <w:r>
+        <w:rPr>
+          <w:sz w:val="19"/>
+        </w:rPr>
+        <w:t>Charm PDD v1.12, Bio-Oil Geologic Storage and Biochar: project locations, data collection and storage, Section F.</w:t>
+      </w:r>
+    </w:p>
+    <w:p>
+      <w:pPr>
+        <w:spacing w:after="20"/>
+      </w:pPr>
+      <w:r>
+        <w:rPr>
+          <w:b/>
+          <w:sz w:val="19"/>
+        </w:rPr>
+        <w:t xml:space="preserve">S13  </w:t>
+      </w:r>
+      <w:r>
+        <w:rPr>
+          <w:sz w:val="19"/>
+        </w:rPr>
+        <w:t>Dillon Card, #pyrolysis-e-series-site-dev Slack, 8 Oct 2026.</w:t>
+      </w:r>
+    </w:p>
+    <w:p>
+      <w:pPr>
+        <w:spacing w:after="20"/>
+      </w:pPr>
+      <w:r>
+        <w:rPr>
+          <w:b/>
+          <w:sz w:val="19"/>
+        </w:rPr>
+        <w:t xml:space="preserve">S14  </w:t>
+      </w:r>
+      <w:r>
+        <w:rPr>
+          <w:sz w:val="19"/>
+        </w:rPr>
+        <w:t>Liam Gaughan, Slack messages on Fort Lupton capacity, 14 Oct 2026.</w:t>
+      </w:r>
+    </w:p>
+    <w:p>
+      <w:pPr>
+        <w:spacing w:after="20"/>
+      </w:pPr>
+      <w:r>
+        <w:rPr>
+          <w:b/>
+          <w:sz w:val="19"/>
+        </w:rPr>
+        <w:t xml:space="preserve">S15  </w:t>
+      </w:r>
+      <w:r>
+        <w:rPr>
+          <w:sz w:val="19"/>
+        </w:rPr>
+        <w:t>Garrett Lutz, Slack message, 21 Sep 2026.</w:t>
       </w:r>
     </w:p>
     <w:sectPr>
